--- a/PUBLISHED/biol-8/module_keys/module-05-membranes-keys-to-success.docx
+++ b/PUBLISHED/biol-8/module_keys/module-05-membranes-keys-to-success.docx
@@ -3,43 +3,281 @@
 <w:document xmlns:wpc="http://schemas.microsoft.com/office/word/2010/wordprocessingCanvas" xmlns:mo="http://schemas.microsoft.com/office/mac/office/2008/main" xmlns:mc="http://schemas.openxmlformats.org/markup-compatibility/2006" xmlns:mv="urn:schemas-microsoft-com:mac:vml" xmlns:o="urn:schemas-microsoft-com:office:office" xmlns:r="http://schemas.openxmlformats.org/officeDocument/2006/relationships" xmlns:m="http://schemas.openxmlformats.org/officeDocument/2006/math" xmlns:v="urn:schemas-microsoft-com:vml" xmlns:wp14="http://schemas.microsoft.com/office/word/2010/wordprocessingDrawing" xmlns:wp="http://schemas.openxmlformats.org/drawingml/2006/wordprocessingDrawing" xmlns:w10="urn:schemas-microsoft-com:office:word" xmlns:w="http://schemas.openxmlformats.org/wordprocessingml/2006/main" xmlns:w14="http://schemas.microsoft.com/office/word/2010/wordml" xmlns:wpg="http://schemas.microsoft.com/office/word/2010/wordprocessingGroup" xmlns:wpi="http://schemas.microsoft.com/office/word/2010/wordprocessingInk" xmlns:wne="http://schemas.microsoft.com/office/word/2006/wordml" xmlns:wps="http://schemas.microsoft.com/office/word/2010/wordprocessingShape" mc:Ignorable="w14 wp14">
   <w:body>
     <w:p>
+      <w:pPr>
+        <w:pStyle w:val="Heading1"/>
+      </w:pPr>
       <w:r>
         <w:t>Module 05: Membranes — Keys to Success</w:t>
       </w:r>
     </w:p>
     <w:p>
+      <w:pPr>
+        <w:pStyle w:val="Heading2"/>
+      </w:pPr>
       <w:r>
         <w:t>Key Learning Objectives</w:t>
       </w:r>
     </w:p>
     <w:p>
+      <w:pPr>
+        <w:pStyle w:val="Heading3"/>
+      </w:pPr>
       <w:r>
         <w:t>1. Membrane Structure</w:t>
       </w:r>
     </w:p>
     <w:p>
       <w:r>
-        <w:t>Describe the fluid mosaic model of membrane structure  Identify the components of the plasma membrane (phospholipids, proteins, cholesterol, carbohydrates)  Explain how the structure of phospholipids creates the lipid bilayer  Understand membrane fluidity and factors that affect it   2. Membrane Proteins</w:t>
+        <w:t xml:space="preserve">• </w:t>
+      </w:r>
+      <w:r>
+        <w:t>Describe the fluid mosaic model of membrane structure</w:t>
       </w:r>
     </w:p>
     <w:p>
       <w:r>
-        <w:t>Distinguish between integral and peripheral proteins  Describe the functions of membrane proteins (transport, enzymatic activity, signal transduction, cell recognition, intercellular joining, attachment)  Explain how glycoproteins and glycolipids contribute to cell recognition   3. Passive Transport</w:t>
+        <w:t xml:space="preserve">• </w:t>
+      </w:r>
+      <w:r>
+        <w:t>Identify the components of the plasma membrane (phospholipids, proteins, cholesterol, carbohydrates)</w:t>
       </w:r>
     </w:p>
     <w:p>
       <w:r>
-        <w:t>Define passive transport and explain why it requires no energy  Describe simple diffusion and the factors that affect it  Explain facilitated diffusion and the role of channel and carrier proteins  Define osmosis and predict water movement based on solute concentrations   4. Tonicity and Osmotic Balance</w:t>
+        <w:t xml:space="preserve">• </w:t>
+      </w:r>
+      <w:r>
+        <w:t>Explain how the structure of phospholipids creates the lipid bilayer</w:t>
       </w:r>
     </w:p>
     <w:p>
       <w:r>
-        <w:t>Define isotonic, hypertonic, and hypotonic solutions  Predict what happens to cells in different solution types  Explain how organisms maintain water balance   5. Active Transport</w:t>
+        <w:t xml:space="preserve">• </w:t>
+      </w:r>
+      <w:r>
+        <w:t>Understand membrane fluidity and factors that affect it</w:t>
+      </w:r>
+    </w:p>
+    <w:p>
+      <w:pPr>
+        <w:pStyle w:val="Heading3"/>
+      </w:pPr>
+      <w:r>
+        <w:t>2. Membrane Proteins</w:t>
       </w:r>
     </w:p>
     <w:p>
       <w:r>
-        <w:t>Distinguish between passive and active transport  Describe how ATP powers the sodium-potassium pump  Explain endocytosis and exocytosis (bulk transport)  Compare phagocytosis, pinocytosis, and receptor-mediated endocytosis    Study Tips</w:t>
+        <w:t xml:space="preserve">• </w:t>
+      </w:r>
+      <w:r>
+        <w:t>Distinguish between integral and peripheral proteins</w:t>
+      </w:r>
+    </w:p>
+    <w:p>
+      <w:r>
+        <w:t xml:space="preserve">• </w:t>
+      </w:r>
+      <w:r>
+        <w:t>Describe the functions of membrane proteins (transport, enzymatic activity, signal transduction, cell recognition, intercellular joining, attachment)</w:t>
+      </w:r>
+    </w:p>
+    <w:p>
+      <w:r>
+        <w:t xml:space="preserve">• </w:t>
+      </w:r>
+      <w:r>
+        <w:t>Explain how glycoproteins and glycolipids contribute to cell recognition</w:t>
+      </w:r>
+    </w:p>
+    <w:p>
+      <w:pPr>
+        <w:pStyle w:val="Heading3"/>
+      </w:pPr>
+      <w:r>
+        <w:t>3. Passive Transport</w:t>
+      </w:r>
+    </w:p>
+    <w:p>
+      <w:r>
+        <w:t xml:space="preserve">• </w:t>
+      </w:r>
+      <w:r>
+        <w:t>Define passive transport and explain why it requires no energy</w:t>
+      </w:r>
+    </w:p>
+    <w:p>
+      <w:r>
+        <w:t xml:space="preserve">• </w:t>
+      </w:r>
+      <w:r>
+        <w:t>Describe simple diffusion and the factors that affect it</w:t>
+      </w:r>
+    </w:p>
+    <w:p>
+      <w:r>
+        <w:t xml:space="preserve">• </w:t>
+      </w:r>
+      <w:r>
+        <w:t>Explain facilitated diffusion and the role of channel and carrier proteins</w:t>
+      </w:r>
+    </w:p>
+    <w:p>
+      <w:r>
+        <w:t xml:space="preserve">• </w:t>
+      </w:r>
+      <w:r>
+        <w:t>Define osmosis and predict water movement based on solute concentrations</w:t>
+      </w:r>
+    </w:p>
+    <w:p>
+      <w:pPr>
+        <w:pStyle w:val="Heading3"/>
+      </w:pPr>
+      <w:r>
+        <w:t>4. Tonicity and Osmotic Balance</w:t>
+      </w:r>
+    </w:p>
+    <w:p>
+      <w:r>
+        <w:t xml:space="preserve">• </w:t>
+      </w:r>
+      <w:r>
+        <w:t>Define isotonic, hypertonic, and hypotonic solutions</w:t>
+      </w:r>
+    </w:p>
+    <w:p>
+      <w:r>
+        <w:t xml:space="preserve">• </w:t>
+      </w:r>
+      <w:r>
+        <w:t>Predict what happens to cells in different solution types</w:t>
+      </w:r>
+    </w:p>
+    <w:p>
+      <w:r>
+        <w:t xml:space="preserve">• </w:t>
+      </w:r>
+      <w:r>
+        <w:t>Explain how organisms maintain water balance</w:t>
+      </w:r>
+    </w:p>
+    <w:p>
+      <w:pPr>
+        <w:pStyle w:val="Heading3"/>
+      </w:pPr>
+      <w:r>
+        <w:t>5. Active Transport</w:t>
+      </w:r>
+    </w:p>
+    <w:p>
+      <w:r>
+        <w:t xml:space="preserve">• </w:t>
+      </w:r>
+      <w:r>
+        <w:t>Distinguish between passive and active transport</w:t>
+      </w:r>
+    </w:p>
+    <w:p>
+      <w:r>
+        <w:t xml:space="preserve">• </w:t>
+      </w:r>
+      <w:r>
+        <w:t>Describe how ATP powers the sodium-potassium pump</w:t>
+      </w:r>
+    </w:p>
+    <w:p>
+      <w:r>
+        <w:t xml:space="preserve">• </w:t>
+      </w:r>
+      <w:r>
+        <w:t>Explain endocytosis and exocytosis (bulk transport)</w:t>
+      </w:r>
+    </w:p>
+    <w:p>
+      <w:r>
+        <w:t xml:space="preserve">• </w:t>
+      </w:r>
+      <w:r>
+        <w:t>Compare phagocytosis, pinocytosis, and receptor-mediated endocytosis</w:t>
+      </w:r>
+    </w:p>
+    <w:p>
+      <w:pPr>
+        <w:pStyle w:val="Heading2"/>
+      </w:pPr>
+      <w:r>
+        <w:t>Study Tips</w:t>
+      </w:r>
+    </w:p>
+    <w:p>
+      <w:r>
+        <w:t xml:space="preserve">1. </w:t>
+      </w:r>
+      <w:r>
+        <w:rPr>
+          <w:b/>
+        </w:rPr>
+        <w:t>Draw the fluid mosaic model</w:t>
+      </w:r>
+      <w:r>
+        <w:t xml:space="preserve"> with all components labeled</w:t>
+      </w:r>
+    </w:p>
+    <w:p>
+      <w:r>
+        <w:t xml:space="preserve">2. </w:t>
+      </w:r>
+      <w:r>
+        <w:rPr>
+          <w:b/>
+        </w:rPr>
+        <w:t>Create concentration gradient diagrams</w:t>
+      </w:r>
+      <w:r>
+        <w:t xml:space="preserve"> for each transport type</w:t>
+      </w:r>
+    </w:p>
+    <w:p>
+      <w:r>
+        <w:t xml:space="preserve">3. </w:t>
+      </w:r>
+      <w:r>
+        <w:rPr>
+          <w:b/>
+        </w:rPr>
+        <w:t>Practice predicting osmosis</w:t>
+      </w:r>
+      <w:r>
+        <w:t xml:space="preserve"> in different scenarios</w:t>
+      </w:r>
+    </w:p>
+    <w:p>
+      <w:r>
+        <w:t xml:space="preserve">4. </w:t>
+      </w:r>
+      <w:r>
+        <w:rPr>
+          <w:b/>
+        </w:rPr>
+        <w:t>Compare transport types</w:t>
+      </w:r>
+      <w:r>
+        <w:t xml:space="preserve"> in tables</w:t>
+      </w:r>
+    </w:p>
+    <w:p>
+      <w:r>
+        <w:t xml:space="preserve">5. </w:t>
+      </w:r>
+      <w:r>
+        <w:rPr>
+          <w:b/>
+        </w:rPr>
+        <w:t>Use animations</w:t>
+      </w:r>
+      <w:r>
+        <w:t xml:space="preserve"> to visualize active transport mechanisms</w:t>
       </w:r>
     </w:p>
     <w:sectPr>
